--- a/public/fullstack/abubakar_resume.docx
+++ b/public/fullstack/abubakar_resume.docx
@@ -52,7 +52,7 @@
       <w:pPr>
         <w:spacing w:after="80"/>
       </w:pPr>
-      <w:hyperlink w:history="1" r:id="rIdfd42qygodxug5fkalouad">
+      <w:hyperlink w:history="1" r:id="rId1kwvwpa_skaij6x-oula7">
         <w:r>
           <w:rPr>
             <w:rStyle w:val="Hyperlink"/>
@@ -72,7 +72,7 @@
         </w:rPr>
         <w:t xml:space="preserve">  •  </w:t>
       </w:r>
-      <w:hyperlink w:history="1" r:id="rIdfkods870oq4xznqmguu1t">
+      <w:hyperlink w:history="1" r:id="rId5lhqg9643nkxscprpzipj">
         <w:r>
           <w:rPr>
             <w:rStyle w:val="Hyperlink"/>
@@ -92,7 +92,7 @@
         </w:rPr>
         <w:t xml:space="preserve">  •  </w:t>
       </w:r>
-      <w:hyperlink w:history="1" r:id="rIdxoij-a4fxy7cttjzjlowv">
+      <w:hyperlink w:history="1" r:id="rIdedbo81alwusykku8xrbzv">
         <w:r>
           <w:rPr>
             <w:rStyle w:val="Hyperlink"/>

--- a/public/fullstack/abubakar_resume.docx
+++ b/public/fullstack/abubakar_resume.docx
@@ -52,7 +52,7 @@
       <w:pPr>
         <w:spacing w:after="80"/>
       </w:pPr>
-      <w:hyperlink w:history="1" r:id="rId1kwvwpa_skaij6x-oula7">
+      <w:hyperlink w:history="1" r:id="rIdvqjj6lag42iefnkafrrm7">
         <w:r>
           <w:rPr>
             <w:rStyle w:val="Hyperlink"/>
@@ -72,7 +72,7 @@
         </w:rPr>
         <w:t xml:space="preserve">  •  </w:t>
       </w:r>
-      <w:hyperlink w:history="1" r:id="rId5lhqg9643nkxscprpzipj">
+      <w:hyperlink w:history="1" r:id="rIdfdi2-arqsa890m89narir">
         <w:r>
           <w:rPr>
             <w:rStyle w:val="Hyperlink"/>
@@ -92,7 +92,7 @@
         </w:rPr>
         <w:t xml:space="preserve">  •  </w:t>
       </w:r>
-      <w:hyperlink w:history="1" r:id="rIdedbo81alwusykku8xrbzv">
+      <w:hyperlink w:history="1" r:id="rIdpuxjswlcu95ztrx4recv7">
         <w:r>
           <w:rPr>
             <w:rStyle w:val="Hyperlink"/>
@@ -386,7 +386,7 @@
           <w:sz w:val="19"/>
           <w:szCs w:val="19"/>
         </w:rPr>
-        <w:t xml:space="preserve">Landit, Career-Pathing Platform</w:t>
+        <w:t xml:space="preserve">Landit, Career Platform</w:t>
       </w:r>
       <w:r>
         <w:rPr>

--- a/public/fullstack/abubakar_resume.docx
+++ b/public/fullstack/abubakar_resume.docx
@@ -52,7 +52,7 @@
       <w:pPr>
         <w:spacing w:after="80"/>
       </w:pPr>
-      <w:hyperlink w:history="1" r:id="rIdvqjj6lag42iefnkafrrm7">
+      <w:hyperlink w:history="1" r:id="rIdhrmsefxu2hsm7e-hjw28l">
         <w:r>
           <w:rPr>
             <w:rStyle w:val="Hyperlink"/>
@@ -72,7 +72,7 @@
         </w:rPr>
         <w:t xml:space="preserve">  •  </w:t>
       </w:r>
-      <w:hyperlink w:history="1" r:id="rIdfdi2-arqsa890m89narir">
+      <w:hyperlink w:history="1" r:id="rId8b1ogjsznecx-obllejpf">
         <w:r>
           <w:rPr>
             <w:rStyle w:val="Hyperlink"/>
@@ -92,7 +92,7 @@
         </w:rPr>
         <w:t xml:space="preserve">  •  </w:t>
       </w:r>
-      <w:hyperlink w:history="1" r:id="rIdpuxjswlcu95ztrx4recv7">
+      <w:hyperlink w:history="1" r:id="rIdzqovr3xa9qhhap4sjr9kg">
         <w:r>
           <w:rPr>
             <w:rStyle w:val="Hyperlink"/>

--- a/public/fullstack/abubakar_resume.docx
+++ b/public/fullstack/abubakar_resume.docx
@@ -45,14 +45,14 @@
           <w:sz w:val="18"/>
           <w:szCs w:val="18"/>
         </w:rPr>
-        <w:t xml:space="preserve">abuubkar.dev@gmail.com  •  +92-334-9858841</w:t>
+        <w:t xml:space="preserve">abubakar-dev@hotmail.com  •  +92-334-9858841</w:t>
       </w:r>
     </w:p>
     <w:p>
       <w:pPr>
         <w:spacing w:after="80"/>
       </w:pPr>
-      <w:hyperlink w:history="1" r:id="rIdhrmsefxu2hsm7e-hjw28l">
+      <w:hyperlink w:history="1" r:id="rIdyehpzibjcqdynaxomxbh8">
         <w:r>
           <w:rPr>
             <w:rStyle w:val="Hyperlink"/>
@@ -72,7 +72,7 @@
         </w:rPr>
         <w:t xml:space="preserve">  •  </w:t>
       </w:r>
-      <w:hyperlink w:history="1" r:id="rId8b1ogjsznecx-obllejpf">
+      <w:hyperlink w:history="1" r:id="rIdcmrigopag2boorwnktkd0">
         <w:r>
           <w:rPr>
             <w:rStyle w:val="Hyperlink"/>
@@ -92,7 +92,7 @@
         </w:rPr>
         <w:t xml:space="preserve">  •  </w:t>
       </w:r>
-      <w:hyperlink w:history="1" r:id="rIdzqovr3xa9qhhap4sjr9kg">
+      <w:hyperlink w:history="1" r:id="rIdcsobkz0a4bi6o_9eyk3pm">
         <w:r>
           <w:rPr>
             <w:rStyle w:val="Hyperlink"/>

--- a/public/fullstack/abubakar_resume.docx
+++ b/public/fullstack/abubakar_resume.docx
@@ -52,7 +52,7 @@
       <w:pPr>
         <w:spacing w:after="80"/>
       </w:pPr>
-      <w:hyperlink w:history="1" r:id="rIdyehpzibjcqdynaxomxbh8">
+      <w:hyperlink w:history="1" r:id="rIdyz5atqwrdccbhq2xaln7z">
         <w:r>
           <w:rPr>
             <w:rStyle w:val="Hyperlink"/>
@@ -72,7 +72,7 @@
         </w:rPr>
         <w:t xml:space="preserve">  •  </w:t>
       </w:r>
-      <w:hyperlink w:history="1" r:id="rIdcmrigopag2boorwnktkd0">
+      <w:hyperlink w:history="1" r:id="rIdhpc3zgn0-anx_-51aftoe">
         <w:r>
           <w:rPr>
             <w:rStyle w:val="Hyperlink"/>
@@ -92,7 +92,7 @@
         </w:rPr>
         <w:t xml:space="preserve">  •  </w:t>
       </w:r>
-      <w:hyperlink w:history="1" r:id="rIdcsobkz0a4bi6o_9eyk3pm">
+      <w:hyperlink w:history="1" r:id="rIdnovwbg4rbsuskf93srwyu">
         <w:r>
           <w:rPr>
             <w:rStyle w:val="Hyperlink"/>

--- a/public/fullstack/abubakar_resume.docx
+++ b/public/fullstack/abubakar_resume.docx
@@ -52,7 +52,7 @@
       <w:pPr>
         <w:spacing w:after="80"/>
       </w:pPr>
-      <w:hyperlink w:history="1" r:id="rIdyz5atqwrdccbhq2xaln7z">
+      <w:hyperlink w:history="1" r:id="rIdgdeutggplimqgcx0xofwb">
         <w:r>
           <w:rPr>
             <w:rStyle w:val="Hyperlink"/>
@@ -72,7 +72,7 @@
         </w:rPr>
         <w:t xml:space="preserve">  •  </w:t>
       </w:r>
-      <w:hyperlink w:history="1" r:id="rIdhpc3zgn0-anx_-51aftoe">
+      <w:hyperlink w:history="1" r:id="rIdjogqqbyqy29b8tajiomje">
         <w:r>
           <w:rPr>
             <w:rStyle w:val="Hyperlink"/>
@@ -92,7 +92,7 @@
         </w:rPr>
         <w:t xml:space="preserve">  •  </w:t>
       </w:r>
-      <w:hyperlink w:history="1" r:id="rIdnovwbg4rbsuskf93srwyu">
+      <w:hyperlink w:history="1" r:id="rIdccmejkit3nyebs7folrk_">
         <w:r>
           <w:rPr>
             <w:rStyle w:val="Hyperlink"/>

--- a/public/fullstack/abubakar_resume.docx
+++ b/public/fullstack/abubakar_resume.docx
@@ -52,7 +52,7 @@
       <w:pPr>
         <w:spacing w:after="80"/>
       </w:pPr>
-      <w:hyperlink w:history="1" r:id="rIdgdeutggplimqgcx0xofwb">
+      <w:hyperlink w:history="1" r:id="rId4ll5ic_zxpl8ebge_l7v6">
         <w:r>
           <w:rPr>
             <w:rStyle w:val="Hyperlink"/>
@@ -72,7 +72,7 @@
         </w:rPr>
         <w:t xml:space="preserve">  •  </w:t>
       </w:r>
-      <w:hyperlink w:history="1" r:id="rIdjogqqbyqy29b8tajiomje">
+      <w:hyperlink w:history="1" r:id="rIdxrte-riaqe7xbsbexxc6x">
         <w:r>
           <w:rPr>
             <w:rStyle w:val="Hyperlink"/>
@@ -92,7 +92,7 @@
         </w:rPr>
         <w:t xml:space="preserve">  •  </w:t>
       </w:r>
-      <w:hyperlink w:history="1" r:id="rIdccmejkit3nyebs7folrk_">
+      <w:hyperlink w:history="1" r:id="rIdr8qb42wqmvjo1o5e44prc">
         <w:r>
           <w:rPr>
             <w:rStyle w:val="Hyperlink"/>

--- a/public/fullstack/abubakar_resume.docx
+++ b/public/fullstack/abubakar_resume.docx
@@ -52,7 +52,7 @@
       <w:pPr>
         <w:spacing w:after="80"/>
       </w:pPr>
-      <w:hyperlink w:history="1" r:id="rId4ll5ic_zxpl8ebge_l7v6">
+      <w:hyperlink w:history="1" r:id="rIdnqkct7-ompprcepqvi_r3">
         <w:r>
           <w:rPr>
             <w:rStyle w:val="Hyperlink"/>
@@ -72,7 +72,7 @@
         </w:rPr>
         <w:t xml:space="preserve">  •  </w:t>
       </w:r>
-      <w:hyperlink w:history="1" r:id="rIdxrte-riaqe7xbsbexxc6x">
+      <w:hyperlink w:history="1" r:id="rId04gm2vbk2a_70bgfns3-p">
         <w:r>
           <w:rPr>
             <w:rStyle w:val="Hyperlink"/>
@@ -92,7 +92,7 @@
         </w:rPr>
         <w:t xml:space="preserve">  •  </w:t>
       </w:r>
-      <w:hyperlink w:history="1" r:id="rIdr8qb42wqmvjo1o5e44prc">
+      <w:hyperlink w:history="1" r:id="rIdy9bft4ueikdh4esilhlmp">
         <w:r>
           <w:rPr>
             <w:rStyle w:val="Hyperlink"/>

--- a/public/fullstack/abubakar_resume.docx
+++ b/public/fullstack/abubakar_resume.docx
@@ -52,7 +52,7 @@
       <w:pPr>
         <w:spacing w:after="80"/>
       </w:pPr>
-      <w:hyperlink w:history="1" r:id="rIdnqkct7-ompprcepqvi_r3">
+      <w:hyperlink w:history="1" r:id="rIdc-qniuvqf6mrsrmc6ip43">
         <w:r>
           <w:rPr>
             <w:rStyle w:val="Hyperlink"/>
@@ -72,7 +72,7 @@
         </w:rPr>
         <w:t xml:space="preserve">  •  </w:t>
       </w:r>
-      <w:hyperlink w:history="1" r:id="rId04gm2vbk2a_70bgfns3-p">
+      <w:hyperlink w:history="1" r:id="rId8d3immsi7jrppjkvblgby">
         <w:r>
           <w:rPr>
             <w:rStyle w:val="Hyperlink"/>
@@ -92,7 +92,7 @@
         </w:rPr>
         <w:t xml:space="preserve">  •  </w:t>
       </w:r>
-      <w:hyperlink w:history="1" r:id="rIdy9bft4ueikdh4esilhlmp">
+      <w:hyperlink w:history="1" r:id="rId0o13xv1f-udpv3isjhkep">
         <w:r>
           <w:rPr>
             <w:rStyle w:val="Hyperlink"/>

--- a/public/fullstack/abubakar_resume.docx
+++ b/public/fullstack/abubakar_resume.docx
@@ -52,7 +52,7 @@
       <w:pPr>
         <w:spacing w:after="80"/>
       </w:pPr>
-      <w:hyperlink w:history="1" r:id="rIdc-qniuvqf6mrsrmc6ip43">
+      <w:hyperlink w:history="1" r:id="rIdllpqtvqt8njc6okeuomc8">
         <w:r>
           <w:rPr>
             <w:rStyle w:val="Hyperlink"/>
@@ -72,7 +72,7 @@
         </w:rPr>
         <w:t xml:space="preserve">  •  </w:t>
       </w:r>
-      <w:hyperlink w:history="1" r:id="rId8d3immsi7jrppjkvblgby">
+      <w:hyperlink w:history="1" r:id="rIdoy3fg_pjfwp_51ola8fi3">
         <w:r>
           <w:rPr>
             <w:rStyle w:val="Hyperlink"/>
@@ -92,7 +92,7 @@
         </w:rPr>
         <w:t xml:space="preserve">  •  </w:t>
       </w:r>
-      <w:hyperlink w:history="1" r:id="rId0o13xv1f-udpv3isjhkep">
+      <w:hyperlink w:history="1" r:id="rIdz97htaoh4ikujkx3mqzyx">
         <w:r>
           <w:rPr>
             <w:rStyle w:val="Hyperlink"/>

--- a/public/fullstack/abubakar_resume.docx
+++ b/public/fullstack/abubakar_resume.docx
@@ -52,7 +52,7 @@
       <w:pPr>
         <w:spacing w:after="80"/>
       </w:pPr>
-      <w:hyperlink w:history="1" r:id="rIdllpqtvqt8njc6okeuomc8">
+      <w:hyperlink w:history="1" r:id="rIdooxpzyxaximcdwvkqxgeu">
         <w:r>
           <w:rPr>
             <w:rStyle w:val="Hyperlink"/>
@@ -72,7 +72,7 @@
         </w:rPr>
         <w:t xml:space="preserve">  •  </w:t>
       </w:r>
-      <w:hyperlink w:history="1" r:id="rIdoy3fg_pjfwp_51ola8fi3">
+      <w:hyperlink w:history="1" r:id="rIdukchpvbhbwah4tfak_myv">
         <w:r>
           <w:rPr>
             <w:rStyle w:val="Hyperlink"/>
@@ -92,7 +92,7 @@
         </w:rPr>
         <w:t xml:space="preserve">  •  </w:t>
       </w:r>
-      <w:hyperlink w:history="1" r:id="rIdz97htaoh4ikujkx3mqzyx">
+      <w:hyperlink w:history="1" r:id="rIdwvcr_biyyx4vhjh2x927i">
         <w:r>
           <w:rPr>
             <w:rStyle w:val="Hyperlink"/>

--- a/public/fullstack/abubakar_resume.docx
+++ b/public/fullstack/abubakar_resume.docx
@@ -52,7 +52,7 @@
       <w:pPr>
         <w:spacing w:after="80"/>
       </w:pPr>
-      <w:hyperlink w:history="1" r:id="rIdooxpzyxaximcdwvkqxgeu">
+      <w:hyperlink w:history="1" r:id="rId4kowypv17qct4mz597ge2">
         <w:r>
           <w:rPr>
             <w:rStyle w:val="Hyperlink"/>
@@ -72,7 +72,7 @@
         </w:rPr>
         <w:t xml:space="preserve">  •  </w:t>
       </w:r>
-      <w:hyperlink w:history="1" r:id="rIdukchpvbhbwah4tfak_myv">
+      <w:hyperlink w:history="1" r:id="rIducmzflnfduizmqt8-gcem">
         <w:r>
           <w:rPr>
             <w:rStyle w:val="Hyperlink"/>
@@ -92,7 +92,7 @@
         </w:rPr>
         <w:t xml:space="preserve">  •  </w:t>
       </w:r>
-      <w:hyperlink w:history="1" r:id="rIdwvcr_biyyx4vhjh2x927i">
+      <w:hyperlink w:history="1" r:id="rIdl-n9twuqaf_0ihfebzhka">
         <w:r>
           <w:rPr>
             <w:rStyle w:val="Hyperlink"/>

--- a/public/fullstack/abubakar_resume.docx
+++ b/public/fullstack/abubakar_resume.docx
@@ -52,7 +52,7 @@
       <w:pPr>
         <w:spacing w:after="80"/>
       </w:pPr>
-      <w:hyperlink w:history="1" r:id="rId4kowypv17qct4mz597ge2">
+      <w:hyperlink w:history="1" r:id="rIdzv2zcce7zcptlnjkkpolv">
         <w:r>
           <w:rPr>
             <w:rStyle w:val="Hyperlink"/>
@@ -72,7 +72,7 @@
         </w:rPr>
         <w:t xml:space="preserve">  •  </w:t>
       </w:r>
-      <w:hyperlink w:history="1" r:id="rIducmzflnfduizmqt8-gcem">
+      <w:hyperlink w:history="1" r:id="rIdnqa7lxfegq0jo_tzven9u">
         <w:r>
           <w:rPr>
             <w:rStyle w:val="Hyperlink"/>
@@ -92,7 +92,7 @@
         </w:rPr>
         <w:t xml:space="preserve">  •  </w:t>
       </w:r>
-      <w:hyperlink w:history="1" r:id="rIdl-n9twuqaf_0ihfebzhka">
+      <w:hyperlink w:history="1" r:id="rIdhdrpcqemg-9sa4u8sgen5">
         <w:r>
           <w:rPr>
             <w:rStyle w:val="Hyperlink"/>
@@ -294,6 +294,96 @@
     </w:p>
     <w:p>
       <w:pPr>
+        <w:pStyle w:val="ListParagraph"/>
+        <w:numPr>
+          <w:ilvl w:val="0"/>
+          <w:numId w:val="2"/>
+        </w:numPr>
+        <w:spacing w:after="15"/>
+      </w:pPr>
+      <w:r>
+        <w:rPr>
+          <w:rFonts w:ascii="Arial" w:cs="Arial" w:eastAsia="Arial" w:hAnsi="Arial"/>
+          <w:sz w:val="19"/>
+          <w:szCs w:val="19"/>
+        </w:rPr>
+        <w:t xml:space="preserve">Implemented SSR, Static Site Generation, and modern frontend optimization techniques using Next.js to improve SEO and Core Web Vitals.</w:t>
+      </w:r>
+    </w:p>
+    <w:p>
+      <w:pPr>
+        <w:pStyle w:val="ListParagraph"/>
+        <w:numPr>
+          <w:ilvl w:val="0"/>
+          <w:numId w:val="2"/>
+        </w:numPr>
+        <w:spacing w:after="15"/>
+      </w:pPr>
+      <w:r>
+        <w:rPr>
+          <w:rFonts w:ascii="Arial" w:cs="Arial" w:eastAsia="Arial" w:hAnsi="Arial"/>
+          <w:sz w:val="19"/>
+          <w:szCs w:val="19"/>
+        </w:rPr>
+        <w:t xml:space="preserve">Developed interactive analytics dashboards using Chart.js and Google Looker to visualize business KPIs and operational insights.</w:t>
+      </w:r>
+    </w:p>
+    <w:p>
+      <w:pPr>
+        <w:pStyle w:val="ListParagraph"/>
+        <w:numPr>
+          <w:ilvl w:val="0"/>
+          <w:numId w:val="2"/>
+        </w:numPr>
+        <w:spacing w:after="15"/>
+      </w:pPr>
+      <w:r>
+        <w:rPr>
+          <w:rFonts w:ascii="Arial" w:cs="Arial" w:eastAsia="Arial" w:hAnsi="Arial"/>
+          <w:sz w:val="19"/>
+          <w:szCs w:val="19"/>
+        </w:rPr>
+        <w:t xml:space="preserve">Leveraged AI development tools including ChatGPT and GitHub Copilot to accelerate development, improve code quality, and streamline debugging and implementation workflows.</w:t>
+      </w:r>
+    </w:p>
+    <w:p>
+      <w:pPr>
+        <w:pStyle w:val="ListParagraph"/>
+        <w:numPr>
+          <w:ilvl w:val="0"/>
+          <w:numId w:val="2"/>
+        </w:numPr>
+        <w:spacing w:after="15"/>
+      </w:pPr>
+      <w:r>
+        <w:rPr>
+          <w:rFonts w:ascii="Arial" w:cs="Arial" w:eastAsia="Arial" w:hAnsi="Arial"/>
+          <w:sz w:val="19"/>
+          <w:szCs w:val="19"/>
+        </w:rPr>
+        <w:t xml:space="preserve">Volunteered in Arbisoft's graduate hiring process by designing and reviewing technical assessments used to evaluate entry-level software engineering candidates.</w:t>
+      </w:r>
+    </w:p>
+    <w:p>
+      <w:pPr>
+        <w:pStyle w:val="ListParagraph"/>
+        <w:numPr>
+          <w:ilvl w:val="0"/>
+          <w:numId w:val="2"/>
+        </w:numPr>
+        <w:spacing w:after="15"/>
+      </w:pPr>
+      <w:r>
+        <w:rPr>
+          <w:rFonts w:ascii="Arial" w:cs="Arial" w:eastAsia="Arial" w:hAnsi="Arial"/>
+          <w:sz w:val="19"/>
+          <w:szCs w:val="19"/>
+        </w:rPr>
+        <w:t xml:space="preserve">Built GitHub Actions automation to validate documentation integrity and prevent inconsistent generated documentation from reaching production.</w:t>
+      </w:r>
+    </w:p>
+    <w:p>
+      <w:pPr>
         <w:pStyle w:val="Heading1"/>
         <w:pBdr>
           <w:bottom w:val="single" w:color="1F4E79" w:sz="6" w:space="2"/>
@@ -376,6 +466,24 @@
     </w:p>
     <w:p>
       <w:pPr>
+        <w:pStyle w:val="ListParagraph"/>
+        <w:numPr>
+          <w:ilvl w:val="0"/>
+          <w:numId w:val="2"/>
+        </w:numPr>
+        <w:spacing w:after="10"/>
+      </w:pPr>
+      <w:r>
+        <w:rPr>
+          <w:rFonts w:ascii="Arial" w:cs="Arial" w:eastAsia="Arial" w:hAnsi="Arial"/>
+          <w:sz w:val="19"/>
+          <w:szCs w:val="19"/>
+        </w:rPr>
+        <w:t xml:space="preserve">Designed asynchronous Celery workflows for QR generation, bulk PDF exports, and automated report generation.</w:t>
+      </w:r>
+    </w:p>
+    <w:p>
+      <w:pPr>
         <w:spacing w:after="15" w:before="40"/>
       </w:pPr>
       <w:r>
@@ -661,6 +769,29 @@
           <w:sz w:val="19"/>
           <w:szCs w:val="19"/>
         </w:rPr>
+        <w:t xml:space="preserve">Backend Integration: </w:t>
+      </w:r>
+      <w:r>
+        <w:rPr>
+          <w:rFonts w:ascii="Arial" w:cs="Arial" w:eastAsia="Arial" w:hAnsi="Arial"/>
+          <w:sz w:val="19"/>
+          <w:szCs w:val="19"/>
+        </w:rPr>
+        <w:t xml:space="preserve">REST APIs, GraphQL, API Design Collaboration</w:t>
+      </w:r>
+    </w:p>
+    <w:p>
+      <w:pPr>
+        <w:spacing w:after="20"/>
+      </w:pPr>
+      <w:r>
+        <w:rPr>
+          <w:rFonts w:ascii="Arial" w:cs="Arial" w:eastAsia="Arial" w:hAnsi="Arial"/>
+          <w:b/>
+          <w:bCs/>
+          <w:sz w:val="19"/>
+          <w:szCs w:val="19"/>
+        </w:rPr>
         <w:t xml:space="preserve">Databases: </w:t>
       </w:r>
       <w:r>
@@ -785,6 +916,52 @@
           <w:szCs w:val="19"/>
         </w:rPr>
         <w:t xml:space="preserve">Performance Profiling, Code Splitting, Lazy Loading, Accessibility (WCAG), Responsive Design, Component Architecture</w:t>
+      </w:r>
+    </w:p>
+    <w:p>
+      <w:pPr>
+        <w:spacing w:after="20"/>
+      </w:pPr>
+      <w:r>
+        <w:rPr>
+          <w:rFonts w:ascii="Arial" w:cs="Arial" w:eastAsia="Arial" w:hAnsi="Arial"/>
+          <w:b/>
+          <w:bCs/>
+          <w:sz w:val="19"/>
+          <w:szCs w:val="19"/>
+        </w:rPr>
+        <w:t xml:space="preserve">Data Visualization: </w:t>
+      </w:r>
+      <w:r>
+        <w:rPr>
+          <w:rFonts w:ascii="Arial" w:cs="Arial" w:eastAsia="Arial" w:hAnsi="Arial"/>
+          <w:sz w:val="19"/>
+          <w:szCs w:val="19"/>
+        </w:rPr>
+        <w:t xml:space="preserve">Chart.js, Google Looker, Analytics Dashboards, Interactive Charts</w:t>
+      </w:r>
+    </w:p>
+    <w:p>
+      <w:pPr>
+        <w:spacing w:after="20"/>
+      </w:pPr>
+      <w:r>
+        <w:rPr>
+          <w:rFonts w:ascii="Arial" w:cs="Arial" w:eastAsia="Arial" w:hAnsi="Arial"/>
+          <w:b/>
+          <w:bCs/>
+          <w:sz w:val="19"/>
+          <w:szCs w:val="19"/>
+        </w:rPr>
+        <w:t xml:space="preserve">AI Development: </w:t>
+      </w:r>
+      <w:r>
+        <w:rPr>
+          <w:rFonts w:ascii="Arial" w:cs="Arial" w:eastAsia="Arial" w:hAnsi="Arial"/>
+          <w:sz w:val="19"/>
+          <w:szCs w:val="19"/>
+        </w:rPr>
+        <w:t xml:space="preserve">ChatGPT, GitHub Copilot, Prompt Engineering, AI-Assisted Development</w:t>
       </w:r>
     </w:p>
     <w:p>
